--- a/pr-preview/pr-6/vignettes/articles/using-ettbc.docx
+++ b/pr-preview/pr-6/vignettes/articles/using-ettbc.docx
@@ -4586,7 +4586,19 @@
               <w:t xml:space="preserve"> </w:t>
             </w:r>
             <w:r>
-              <w:t xml:space="preserve">mechanisms in each arm. See García-Albéniz et al. (2020) for the full</w:t>
+              <w:t xml:space="preserve">mechanisms in each arm. See</w:t>
+            </w:r>
+            <w:r>
+              <w:t xml:space="preserve"> </w:t>
+            </w:r>
+            <w:r>
+              <w:t xml:space="preserve">García-Albéniz et al. (2020)</w:t>
+            </w:r>
+            <w:r>
+              <w:t xml:space="preserve"> </w:t>
+            </w:r>
+            <w:r>
+              <w:t xml:space="preserve">for the full</w:t>
             </w:r>
             <w:r>
               <w:t xml:space="preserve"> </w:t>

--- a/pr-preview/pr-6/vignettes/articles/using-ettbc.docx
+++ b/pr-preview/pr-6/vignettes/articles/using-ettbc.docx
@@ -23,7 +23,7 @@
         <w:pStyle w:val="Date"/>
       </w:pPr>
       <w:r>
-        <w:t xml:space="preserve">2026-05-01</w:t>
+        <w:t xml:space="preserve">2026-05-02</w:t>
       </w:r>
     </w:p>
     <w:bookmarkStart w:id="11" w:name="background"/>

--- a/pr-preview/pr-6/vignettes/articles/using-ettbc.docx
+++ b/pr-preview/pr-6/vignettes/articles/using-ettbc.docx
@@ -23,7 +23,7 @@
         <w:pStyle w:val="Date"/>
       </w:pPr>
       <w:r>
-        <w:t xml:space="preserve">2026-05-02</w:t>
+        <w:t xml:space="preserve">2026-05-03</w:t>
       </w:r>
     </w:p>
     <w:bookmarkStart w:id="11" w:name="background"/>

--- a/pr-preview/pr-6/vignettes/articles/using-ettbc.docx
+++ b/pr-preview/pr-6/vignettes/articles/using-ettbc.docx
@@ -23,7 +23,7 @@
         <w:pStyle w:val="Date"/>
       </w:pPr>
       <w:r>
-        <w:t xml:space="preserve">2026-05-03</w:t>
+        <w:t xml:space="preserve">2026-05-04</w:t>
       </w:r>
     </w:p>
     <w:bookmarkStart w:id="11" w:name="background"/>
@@ -2516,7 +2516,7 @@
         <w:rPr>
           <w:rStyle w:val="CommentTok"/>
         </w:rPr>
-        <w:t xml:space="preserve">#&gt;       41       90</w:t>
+        <w:t xml:space="preserve">#&gt;       34       90</w:t>
       </w:r>
     </w:p>
     <w:p>
